--- a/dist/SUBMISSION_FINAL/M-AIDA_SHTT_Registration/01_source_code_samples.docx
+++ b/dist/SUBMISSION_FINAL/M-AIDA_SHTT_Registration/01_source_code_samples.docx
@@ -207,7 +207,7 @@
         <w:rPr>
           <w:rStyle w:val="VerbatimChar"/>
         </w:rPr>
-        <w:t xml:space="preserve">Copyright : © 2026 Đỗ Thị Thúy Hương &amp; Phan Anh Tú. All rights reserved.</w:t>
+        <w:t xml:space="preserve">Copyright : © 2026 Đỗ Thùy Hương &amp; Phan Anh Tú. All rights reserved.</w:t>
       </w:r>
       <w:r>
         <w:br/>
@@ -216,7 +216,7 @@
         <w:rPr>
           <w:rStyle w:val="VerbatimChar"/>
         </w:rPr>
-        <w:t xml:space="preserve">Authors   : Đỗ Thị Thúy Hương (Primary Investigator); Phan Anh Tú</w:t>
+        <w:t xml:space="preserve">Authors   : Đỗ Thùy Hương (Primary Investigator); Phan Anh Tú</w:t>
       </w:r>
       <w:r>
         <w:br/>
@@ -34565,7 +34565,7 @@
         <w:rPr>
           <w:rStyle w:val="VerbatimStringTok"/>
         </w:rPr>
-        <w:t xml:space="preserve">`&lt;b&gt;Authorship.&lt;/b&gt; PhD Candidate Đỗ Thị Thúy Hương — Primary Investigator (School of Economics, CTU); Assoc. Prof. Dr. Phan Anh Tú — Research Supervisor (School of Economics, CTU).&lt;br&gt;`</w:t>
+        <w:t xml:space="preserve">`&lt;b&gt;Authorship.&lt;/b&gt; PhD Candidate Đỗ Thùy Hương — Primary Investigator (School of Economics, CTU); Assoc. Prof. Dr. Phan Anh Tú — Research Supervisor (School of Economics, CTU).&lt;br&gt;`</w:t>
       </w:r>
       <w:r>
         <w:rPr>
@@ -34649,7 +34649,7 @@
         <w:rPr>
           <w:rStyle w:val="VerbatimStringTok"/>
         </w:rPr>
-        <w:t xml:space="preserve">`&lt;b&gt;© 2026 Đỗ Thị Thúy Hương &amp;amp; Phan Anh Tú. All rights reserved. This software is the intellectual property of the authors and the School of Economics, Can Tho University (CTU).&lt;/b&gt;`</w:t>
+        <w:t xml:space="preserve">`&lt;b&gt;© 2026 Đỗ Thùy Hương &amp;amp; Phan Anh Tú. All rights reserved. This software is the intellectual property of the authors and the School of Economics, Can Tho University (CTU).&lt;/b&gt;`</w:t>
       </w:r>
       <w:r>
         <w:rPr>
